--- a/pitch/report/trusight_report_part2_personas.docx
+++ b/pitch/report/trusight_report_part2_personas.docx
@@ -2,6 +2,52 @@
 <file path=word/document.xml><?xml version="1.0" encoding="utf-8"?>
 <w:document xmlns:wpc="http://schemas.microsoft.com/office/word/2010/wordprocessingCanvas" xmlns:mc="http://schemas.openxmlformats.org/markup-compatibility/2006" xmlns:o="urn:schemas-microsoft-com:office:office" xmlns:r="http://schemas.openxmlformats.org/officeDocument/2006/relationships" xmlns:m="http://schemas.openxmlformats.org/officeDocument/2006/math" xmlns:v="urn:schemas-microsoft-com:vml" xmlns:wp14="http://schemas.microsoft.com/office/word/2010/wordprocessingDrawing" xmlns:wp="http://schemas.openxmlformats.org/drawingml/2006/wordprocessingDrawing" xmlns:w10="urn:schemas-microsoft-com:office:word" xmlns:w="http://schemas.openxmlformats.org/wordprocessingml/2006/main" xmlns:w14="http://schemas.microsoft.com/office/word/2010/wordml" xmlns:w15="http://schemas.microsoft.com/office/word/2012/wordml" xmlns:wpg="http://schemas.microsoft.com/office/word/2010/wordprocessingGroup" xmlns:wpi="http://schemas.microsoft.com/office/word/2010/wordprocessingInk" xmlns:wne="http://schemas.microsoft.com/office/word/2006/wordml" xmlns:wps="http://schemas.microsoft.com/office/word/2010/wordprocessingShape" xmlns:cx="http://schemas.microsoft.com/office/drawing/2014/chartex" xmlns:cx1="http://schemas.microsoft.com/office/drawing/2015/9/8/chartex" xmlns:cx2="http://schemas.microsoft.com/office/drawing/2015/10/21/chartex" xmlns:cx3="http://schemas.microsoft.com/office/drawing/2016/5/9/chartex" xmlns:cx4="http://schemas.microsoft.com/office/drawing/2016/5/10/chartex" xmlns:cx5="http://schemas.microsoft.com/office/drawing/2016/5/11/chartex" xmlns:cx6="http://schemas.microsoft.com/office/drawing/2016/5/12/chartex" xmlns:cx7="http://schemas.microsoft.com/office/drawing/2016/5/13/chartex" xmlns:cx8="http://schemas.microsoft.com/office/drawing/2016/5/14/chartex" xmlns:aink="http://schemas.microsoft.com/office/drawing/2016/ink" xmlns:am3d="http://schemas.microsoft.com/office/drawing/2017/model3d" xmlns:w16cex="http://schemas.microsoft.com/office/word/2018/wordml/cex" xmlns:w16cid="http://schemas.microsoft.com/office/word/2016/wordml/cid" xmlns:w16="http://schemas.microsoft.com/office/word/2018/wordml" xmlns:w16sdtdh="http://schemas.microsoft.com/office/word/2020/wordml/sdtdatahash" xmlns:w16se="http://schemas.microsoft.com/office/word/2015/wordml/symex" mc:Ignorable="w14 w15 wp14">
   <w:body>
+    <w:p>
+      <w:pPr>
+        <w:spacing w:after="200" w:before="200"/>
+        <w:jc w:val="center"/>
+      </w:pPr>
+      <w:r>
+        <w:drawing>
+          <wp:inline distT="0" distB="0" distL="0" distR="0">
+            <wp:extent cx="2286000" cy="371475"/>
+            <wp:effectExtent t="0" r="0" b="0" l="0"/>
+            <wp:docPr id="1" name="Trusight" descr="Trusight logo" title="Trusight"/>
+            <wp:cNvGraphicFramePr>
+              <a:graphicFrameLocks xmlns:a="http://schemas.openxmlformats.org/drawingml/2006/main" noChangeAspect="1"/>
+            </wp:cNvGraphicFramePr>
+            <a:graphic xmlns:a="http://schemas.openxmlformats.org/drawingml/2006/main">
+              <a:graphicData uri="http://schemas.openxmlformats.org/drawingml/2006/picture">
+                <pic:pic xmlns:pic="http://schemas.openxmlformats.org/drawingml/2006/picture">
+                  <pic:nvPicPr>
+                    <pic:cNvPr id="0" name="" descr=""/>
+                    <pic:cNvPicPr>
+                      <a:picLocks noChangeAspect="1" noChangeArrowheads="1"/>
+                    </pic:cNvPicPr>
+                  </pic:nvPicPr>
+                  <pic:blipFill>
+                    <a:blip r:embed="rId7" cstate="none"/>
+                    <a:srcRect/>
+                    <a:stretch>
+                      <a:fillRect/>
+                    </a:stretch>
+                  </pic:blipFill>
+                  <pic:spPr bwMode="auto">
+                    <a:xfrm>
+                      <a:off x="0" y="0"/>
+                      <a:ext cx="2286000" cy="371475"/>
+                    </a:xfrm>
+                    <a:prstGeom prst="rect">
+                      <a:avLst/>
+                    </a:prstGeom>
+                  </pic:spPr>
+                </pic:pic>
+              </a:graphicData>
+            </a:graphic>
+          </wp:inline>
+        </w:drawing>
+      </w:r>
+    </w:p>
     <w:p>
       <w:pPr>
         <w:spacing w:after="800"/>

--- a/pitch/report/trusight_report_part2_personas.docx
+++ b/pitch/report/trusight_report_part2_personas.docx
@@ -946,7 +946,7 @@
                 <w:sz w:val="28"/>
                 <w:szCs w:val="28"/>
               </w:rPr>
-              <w:t xml:space="preserve">"Backlash early-warning — daily-cadence trial-balloon detector."</w:t>
+              <w:t xml:space="preserve">"Trial-balloon reception — daily-cadence community-narrative detector."</w:t>
             </w:r>
           </w:p>
         </w:tc>
@@ -970,7 +970,7 @@
           <w:sz w:val="22"/>
           <w:szCs w:val="22"/>
         </w:rPr>
-        <w:t xml:space="preserve">Not a real-time crisis monitor — Trusight refreshes daily, not minute-to-minute. But when WoTC pre-hints a contentious decision (an Asmodee printing partnership, an OGL revision, a new AI policy), the community response surfaces inside 24 hours, before commitment. The OGL fiasco of January 2023 is the canonical case where horizontal social-listening missed it — the community organized boycotts before Brandwatch even registered the volume spike. Trusight catches the response wave at the trial-balloon stage.</w:t>
+        <w:t xml:space="preserve">Not a real-time crisis monitor — Trusight refreshes daily, not minute-to-minute. But when a strategic move floats publicly before commitment (a partnership announcement, a policy direction, a product strategy shift), the community's read surfaces inside 24 hours. Horizontal social-listening tools track volume and crude sentiment; they miss the narrative shape of the response — whether a hint is landing as convenience_win, identity_mismatch, or cash_grab. Trusight catches the narrative shape at the trial-balloon stage, when the announcement can still be re-framed.</w:t>
       </w:r>
     </w:p>
     <w:p>
@@ -998,7 +998,7 @@
           <w:sz w:val="26"/>
           <w:szCs w:val="26"/>
         </w:rPr>
-        <w:t xml:space="preserve">The OGL-Tier Backlash Detector</w:t>
+        <w:t xml:space="preserve">The Trial-Balloon Reception Engine</w:t>
       </w:r>
     </w:p>
     <w:p>
@@ -1031,7 +1031,7 @@
           <w:sz w:val="22"/>
           <w:szCs w:val="22"/>
         </w:rPr>
-        <w:t xml:space="preserve">Across 25 D&amp;D-adjacent subreddits, three TTRPG forums (EN World, RPG.net, GitP), and YouTube comment streams on the major D&amp;D channels, Trusight scores the day-over-day sentiment delta. When three or more streams turn negative on the same topic within a 48-hour window, an early-warning flag fires.</w:t>
+        <w:t xml:space="preserve">Across 25 D&amp;D-adjacent subreddits, three TTRPG forums (EN World, RPG.net, GitP), and YouTube comment streams on the major D&amp;D channels, Trusight scores day-over-day narrative-cluster shifts. Each post is tagged with a TTRPG-specific narrative type — tone_mismatch, identity_mismatch, cash_grab, convenience_win, plus emergent categories — and triangulated across communities. When ≥2 independent forums surface the same narrative within a 48-hour window, the cluster is flagged as the community's actual read.</w:t>
       </w:r>
     </w:p>
     <w:p>
@@ -1056,7 +1056,7 @@
           <w:sz w:val="22"/>
           <w:szCs w:val="22"/>
         </w:rPr>
-        <w:t xml:space="preserve">The OGL crisis cost WoTC roughly $200M in market cap, a CEO-level apology, and a permanent retraction — and the horizontal social-listening tools registered the crisis after the boycott had already organized. With Trusight's vertical-ontology classifier, the same community-shift pattern would have surfaced on Day 1 of the leaked OGL 1.5 draft, not Day 7. That's a six-day decision window where WoTC could have walked the announcement back before commitment.</w:t>
+        <w:t xml:space="preserve">Hypothetical: WoTC is weighing whether the successor to the 2024 Player's Handbook should ship digital-first — D&amp;D Beyond gets it on day one at a price reflective of "no print costs," while the print edition is delayed six months and positioned as a collector item. Before committing, a designer mentions the consideration during a Dimension 20 guest appearance. Within 24 hours, Trusight surfaces the narrative shape: 42% convenience_win (digital tools, search, character sheets — concentrated on r/DnDBeyond and creator spaces), 18% identity_mismatch ("abandoning physical media" — concentrated in TTRPG-traditional forums where DM identity skews older), 11% gift_purchase_anxiety ("what do I get my D&amp;D-playing nephew if it's a download code?"). The team sees the narrative shape before announcing — and frames the rollout to address the gift-purchase anxiety with bundled premium physical companions, while leading with the six-month-print-still-coming framing rather than "digital-first." None of those moves are possible if the announcement goes out cold.</w:t>
       </w:r>
     </w:p>
     <w:p>
@@ -1083,7 +1083,7 @@
           <w:sz w:val="22"/>
           <w:szCs w:val="22"/>
         </w:rPr>
-        <w:t xml:space="preserve">The classifier uses TTRPG-specific positive/negative/divisive labeling validated across 6 versions of the v5 forum-body classifier. Stage 7c surfaces narrative types — cash_grab, tone_mismatch, not_dnd, pandering — which are the OGL-shaped backlash patterns. When the v5 GitP triangulation found Goblin Slayer flagged for tone_mismatch across all three forums, that's the same triangulation logic that catches an OGL-tier event in the first 24 hours.</w:t>
+        <w:t xml:space="preserve">The classifier uses TTRPG-specific positive/negative/divisive labeling validated across 6 versions of the v5 forum-body classifier. Stage 7c surfaces narrative types that horizontal social-listening tools cannot — cash_grab, tone_mismatch, not_dnd, identity_mismatch, convenience_win — plus emergent clusters that surface organically from the data (gift_purchase_anxiety is the kind of category a vertical classifier finds that Brandwatch would miss entirely). When the v5 GitP triangulation found Goblin Slayer flagged for tone_mismatch across all three forums independently, that's the same triangulation logic that surfaces a trial-balloon's true community shape within 24 hours of the hint going public.</w:t>
       </w:r>
     </w:p>
     <w:p>
